--- a/parity/fixtures/wc-fd-fontcolor-theme.docx
+++ b/parity/fixtures/wc-fd-fontcolor-theme.docx
@@ -5,7 +5,7 @@
     <w:p>
       <w:r>
         <w:rPr>
-          <w:color w:val="E97132"/>
+          <w:color w:val="E97132" w:themeColor="accent2"/>
         </w:rPr>
         <w:t>Revenue</w:t>
       </w:r>
